--- a/FAI-SI-PFC-II-FalaCidade-2026-v1.14.docx
+++ b/FAI-SI-PFC-II-FalaCidade-2026-v1.14.docx
@@ -12514,6 +12514,7 @@
     <w:p>
       <w:pPr>
         <w:pStyle w:val="1635"/>
+        <w:pageBreakBefore w:val="true"/>
         <w:pBdr/>
         <w:spacing/>
         <w:ind/>
@@ -14156,6 +14157,7 @@
     <w:p>
       <w:pPr>
         <w:pStyle w:val="1635"/>
+        <w:pageBreakBefore w:val="true"/>
         <w:pBdr/>
         <w:spacing/>
         <w:ind/>
@@ -25115,6 +25117,7 @@
     <w:p>
       <w:pPr>
         <w:pStyle w:val="1635"/>
+        <w:pageBreakBefore w:val="true"/>
         <w:pBdr/>
         <w:spacing/>
         <w:ind/>
@@ -27143,6 +27146,7 @@
     <w:p>
       <w:pPr>
         <w:pStyle w:val="1635"/>
+        <w:pageBreakBefore w:val="true"/>
         <w:pBdr/>
         <w:spacing/>
         <w:ind/>
@@ -27319,6 +27323,7 @@
     <w:p>
       <w:pPr>
         <w:pStyle w:val="1635"/>
+        <w:pageBreakBefore w:val="true"/>
         <w:pBdr/>
         <w:spacing/>
         <w:ind/>
@@ -68228,7 +68233,7 @@
       <w:ind/>
     </w:pPr>
     <w:rPr>
-      <w:rFonts w:ascii="Times New Roman" w:hAnsi="Times New Roman"/>
+      <w:rFonts w:ascii="Arial" w:hAnsi="Arial"/>
       <w:bCs/>
       <w:sz w:val="20"/>
     </w:rPr>
